--- a/Milestone_1_Personal_Report.docx
+++ b/Milestone_1_Personal_Report.docx
@@ -276,6 +276,87 @@
               <w:jc w:val="both"/>
               <w:rPr>
                 <w:rFonts w:ascii="Times New Roman" w:hAnsi="Times New Roman" w:cs="Times New Roman"/>
+                <w:b/>
+                <w:color w:val="1A365D"/>
+                <w:sz w:val="20"/>
+                <w:szCs w:val="20"/>
+              </w:rPr>
+            </w:pPr>
+            <w:r>
+              <w:rPr>
+                <w:rFonts w:ascii="Times New Roman" w:hAnsi="Times New Roman" w:cs="Times New Roman"/>
+                <w:b/>
+                <w:color w:val="1A365D"/>
+                <w:sz w:val="20"/>
+                <w:szCs w:val="20"/>
+              </w:rPr>
+              <w:t>Team No</w:t>
+            </w:r>
+            <w:r>
+              <w:rPr>
+                <w:rFonts w:ascii="Times New Roman" w:hAnsi="Times New Roman" w:cs="Times New Roman"/>
+                <w:b/>
+                <w:color w:val="1A365D"/>
+                <w:sz w:val="20"/>
+                <w:szCs w:val="20"/>
+              </w:rPr>
+              <w:t>:</w:t>
+            </w:r>
+          </w:p>
+        </w:tc>
+        <w:tc>
+          <w:tcPr>
+            <w:tcW w:w="6768" w:type="dxa"/>
+            <w:shd w:val="clear" w:color="auto" w:fill="F7FAFC"/>
+            <w:tcMar>
+              <w:top w:w="50" w:type="dxa"/>
+              <w:left w:w="90" w:type="dxa"/>
+              <w:bottom w:w="50" w:type="dxa"/>
+              <w:right w:w="90" w:type="dxa"/>
+            </w:tcMar>
+          </w:tcPr>
+          <w:p>
+            <w:pPr>
+              <w:spacing w:after="0"/>
+              <w:jc w:val="both"/>
+              <w:rPr>
+                <w:rFonts w:ascii="Times New Roman" w:hAnsi="Times New Roman" w:cs="Times New Roman"/>
+                <w:sz w:val="20"/>
+                <w:szCs w:val="20"/>
+              </w:rPr>
+            </w:pPr>
+            <w:r>
+              <w:rPr>
+                <w:rFonts w:ascii="Times New Roman" w:hAnsi="Times New Roman" w:cs="Times New Roman"/>
+                <w:sz w:val="20"/>
+                <w:szCs w:val="20"/>
+              </w:rPr>
+              <w:t>1</w:t>
+            </w:r>
+          </w:p>
+        </w:tc>
+      </w:tr>
+      <w:tr>
+        <w:trPr>
+          <w:jc w:val="center"/>
+        </w:trPr>
+        <w:tc>
+          <w:tcPr>
+            <w:tcW w:w="2592" w:type="dxa"/>
+            <w:shd w:val="clear" w:color="auto" w:fill="EDF2F7"/>
+            <w:tcMar>
+              <w:top w:w="50" w:type="dxa"/>
+              <w:left w:w="90" w:type="dxa"/>
+              <w:bottom w:w="50" w:type="dxa"/>
+              <w:right w:w="90" w:type="dxa"/>
+            </w:tcMar>
+          </w:tcPr>
+          <w:p>
+            <w:pPr>
+              <w:spacing w:after="0"/>
+              <w:jc w:val="both"/>
+              <w:rPr>
+                <w:rFonts w:ascii="Times New Roman" w:hAnsi="Times New Roman" w:cs="Times New Roman"/>
                 <w:sz w:val="20"/>
                 <w:szCs w:val="20"/>
               </w:rPr>
@@ -457,7 +538,15 @@
                 <w:sz w:val="20"/>
                 <w:szCs w:val="20"/>
               </w:rPr>
-              <w:t>Individual Project Report | October 2026</w:t>
+              <w:t>Sathiyamoorthi K</w:t>
+            </w:r>
+            <w:r>
+              <w:rPr>
+                <w:rFonts w:ascii="Times New Roman" w:hAnsi="Times New Roman" w:cs="Times New Roman"/>
+                <w:sz w:val="20"/>
+                <w:szCs w:val="20"/>
+              </w:rPr>
+              <w:t xml:space="preserve"> | October 2026</w:t>
             </w:r>
           </w:p>
         </w:tc>
@@ -5465,7 +5554,7 @@
                 <w:color w:val="1A365D"/>
                 <w:sz w:val="19"/>
               </w:rPr>
-              <w:t>Project Title:</w:t>
+              <w:t>Team Contribution</w:t>
             </w:r>
           </w:p>
         </w:tc>
@@ -5486,6 +5575,7 @@
               <w:jc w:val="both"/>
               <w:rPr>
                 <w:rFonts w:ascii="Times New Roman" w:hAnsi="Times New Roman" w:cs="Times New Roman"/>
+                <w:sz w:val="19"/>
               </w:rPr>
             </w:pPr>
             <w:r>
@@ -5493,7 +5583,30 @@
                 <w:rFonts w:ascii="Times New Roman" w:hAnsi="Times New Roman" w:cs="Times New Roman"/>
                 <w:sz w:val="19"/>
               </w:rPr>
-              <w:t>Artery Segmentation and Stenosis Detection Using Advanced Deep Learning Techniques</w:t>
+              <w:t>System Architecture</w:t>
+            </w:r>
+          </w:p>
+          <w:p>
+            <w:pPr>
+              <w:spacing w:after="0"/>
+              <w:jc w:val="both"/>
+              <w:rPr>
+                <w:rFonts w:ascii="Times New Roman" w:hAnsi="Times New Roman" w:cs="Times New Roman"/>
+              </w:rPr>
+            </w:pPr>
+            <w:r>
+              <w:rPr>
+                <w:rFonts w:ascii="Times New Roman" w:hAnsi="Times New Roman" w:cs="Times New Roman"/>
+                <w:sz w:val="19"/>
+              </w:rPr>
+              <w:t>UI Wireframe</w:t>
+            </w:r>
+            <w:r>
+              <w:rPr>
+                <w:rFonts w:ascii="Times New Roman" w:hAnsi="Times New Roman" w:cs="Times New Roman"/>
+                <w:sz w:val="19"/>
+              </w:rPr>
+              <w:t>s</w:t>
             </w:r>
           </w:p>
         </w:tc>
@@ -5619,7 +5732,7 @@
                 <w:rFonts w:ascii="Times New Roman" w:hAnsi="Times New Roman" w:cs="Times New Roman"/>
                 <w:sz w:val="19"/>
               </w:rPr>
-              <w:t>1 — Project Initialization, Dataset and Core Setup</w:t>
+              <w:t xml:space="preserve">1 </w:t>
             </w:r>
           </w:p>
         </w:tc>
@@ -9291,6 +9404,10 @@
     <w:p>
       <w:pPr>
         <w:pStyle w:val="ListBullet"/>
+        <w:numPr>
+          <w:ilvl w:val="0"/>
+          <w:numId w:val="31"/>
+        </w:numPr>
         <w:spacing w:before="20" w:after="70"/>
         <w:jc w:val="both"/>
       </w:pPr>
@@ -9311,6 +9428,10 @@
     <w:p>
       <w:pPr>
         <w:pStyle w:val="ListBullet"/>
+        <w:numPr>
+          <w:ilvl w:val="0"/>
+          <w:numId w:val="31"/>
+        </w:numPr>
         <w:spacing w:before="20" w:after="70"/>
         <w:jc w:val="both"/>
       </w:pPr>
@@ -9331,6 +9452,10 @@
     <w:p>
       <w:pPr>
         <w:pStyle w:val="ListBullet"/>
+        <w:numPr>
+          <w:ilvl w:val="0"/>
+          <w:numId w:val="31"/>
+        </w:numPr>
         <w:spacing w:before="20" w:after="70"/>
         <w:jc w:val="both"/>
       </w:pPr>
@@ -9351,6 +9476,10 @@
     <w:p>
       <w:pPr>
         <w:pStyle w:val="ListBullet"/>
+        <w:numPr>
+          <w:ilvl w:val="0"/>
+          <w:numId w:val="31"/>
+        </w:numPr>
         <w:spacing w:before="20" w:after="70"/>
         <w:jc w:val="both"/>
       </w:pPr>
@@ -11544,6 +11673,119 @@
     </w:lvl>
   </w:abstractNum>
   <w:abstractNum w:abstractNumId="28" w15:restartNumberingAfterBreak="0">
+    <w:nsid w:val="74DC7EFC"/>
+    <w:multiLevelType w:val="hybridMultilevel"/>
+    <w:tmpl w:val="9FDA12C6"/>
+    <w:lvl w:ilvl="0" w:tplc="04090001">
+      <w:start w:val="1"/>
+      <w:numFmt w:val="bullet"/>
+      <w:lvlText w:val=""/>
+      <w:lvlJc w:val="left"/>
+      <w:pPr>
+        <w:ind w:left="720" w:hanging="360"/>
+      </w:pPr>
+      <w:rPr>
+        <w:rFonts w:ascii="Symbol" w:hAnsi="Symbol" w:hint="default"/>
+      </w:rPr>
+    </w:lvl>
+    <w:lvl w:ilvl="1" w:tplc="04090003" w:tentative="1">
+      <w:start w:val="1"/>
+      <w:numFmt w:val="bullet"/>
+      <w:lvlText w:val="o"/>
+      <w:lvlJc w:val="left"/>
+      <w:pPr>
+        <w:ind w:left="1440" w:hanging="360"/>
+      </w:pPr>
+      <w:rPr>
+        <w:rFonts w:ascii="Courier New" w:hAnsi="Courier New" w:cs="Courier New" w:hint="default"/>
+      </w:rPr>
+    </w:lvl>
+    <w:lvl w:ilvl="2" w:tplc="04090005" w:tentative="1">
+      <w:start w:val="1"/>
+      <w:numFmt w:val="bullet"/>
+      <w:lvlText w:val=""/>
+      <w:lvlJc w:val="left"/>
+      <w:pPr>
+        <w:ind w:left="2160" w:hanging="360"/>
+      </w:pPr>
+      <w:rPr>
+        <w:rFonts w:ascii="Wingdings" w:hAnsi="Wingdings" w:hint="default"/>
+      </w:rPr>
+    </w:lvl>
+    <w:lvl w:ilvl="3" w:tplc="04090001" w:tentative="1">
+      <w:start w:val="1"/>
+      <w:numFmt w:val="bullet"/>
+      <w:lvlText w:val=""/>
+      <w:lvlJc w:val="left"/>
+      <w:pPr>
+        <w:ind w:left="2880" w:hanging="360"/>
+      </w:pPr>
+      <w:rPr>
+        <w:rFonts w:ascii="Symbol" w:hAnsi="Symbol" w:hint="default"/>
+      </w:rPr>
+    </w:lvl>
+    <w:lvl w:ilvl="4" w:tplc="04090003" w:tentative="1">
+      <w:start w:val="1"/>
+      <w:numFmt w:val="bullet"/>
+      <w:lvlText w:val="o"/>
+      <w:lvlJc w:val="left"/>
+      <w:pPr>
+        <w:ind w:left="3600" w:hanging="360"/>
+      </w:pPr>
+      <w:rPr>
+        <w:rFonts w:ascii="Courier New" w:hAnsi="Courier New" w:cs="Courier New" w:hint="default"/>
+      </w:rPr>
+    </w:lvl>
+    <w:lvl w:ilvl="5" w:tplc="04090005" w:tentative="1">
+      <w:start w:val="1"/>
+      <w:numFmt w:val="bullet"/>
+      <w:lvlText w:val=""/>
+      <w:lvlJc w:val="left"/>
+      <w:pPr>
+        <w:ind w:left="4320" w:hanging="360"/>
+      </w:pPr>
+      <w:rPr>
+        <w:rFonts w:ascii="Wingdings" w:hAnsi="Wingdings" w:hint="default"/>
+      </w:rPr>
+    </w:lvl>
+    <w:lvl w:ilvl="6" w:tplc="04090001" w:tentative="1">
+      <w:start w:val="1"/>
+      <w:numFmt w:val="bullet"/>
+      <w:lvlText w:val=""/>
+      <w:lvlJc w:val="left"/>
+      <w:pPr>
+        <w:ind w:left="5040" w:hanging="360"/>
+      </w:pPr>
+      <w:rPr>
+        <w:rFonts w:ascii="Symbol" w:hAnsi="Symbol" w:hint="default"/>
+      </w:rPr>
+    </w:lvl>
+    <w:lvl w:ilvl="7" w:tplc="04090003" w:tentative="1">
+      <w:start w:val="1"/>
+      <w:numFmt w:val="bullet"/>
+      <w:lvlText w:val="o"/>
+      <w:lvlJc w:val="left"/>
+      <w:pPr>
+        <w:ind w:left="5760" w:hanging="360"/>
+      </w:pPr>
+      <w:rPr>
+        <w:rFonts w:ascii="Courier New" w:hAnsi="Courier New" w:cs="Courier New" w:hint="default"/>
+      </w:rPr>
+    </w:lvl>
+    <w:lvl w:ilvl="8" w:tplc="04090005" w:tentative="1">
+      <w:start w:val="1"/>
+      <w:numFmt w:val="bullet"/>
+      <w:lvlText w:val=""/>
+      <w:lvlJc w:val="left"/>
+      <w:pPr>
+        <w:ind w:left="6480" w:hanging="360"/>
+      </w:pPr>
+      <w:rPr>
+        <w:rFonts w:ascii="Wingdings" w:hAnsi="Wingdings" w:hint="default"/>
+      </w:rPr>
+    </w:lvl>
+  </w:abstractNum>
+  <w:abstractNum w:abstractNumId="29" w15:restartNumberingAfterBreak="0">
     <w:nsid w:val="77F427FA"/>
     <w:multiLevelType w:val="hybridMultilevel"/>
     <w:tmpl w:val="DCE8383E"/>
@@ -11633,7 +11875,7 @@
       </w:pPr>
     </w:lvl>
   </w:abstractNum>
-  <w:abstractNum w:abstractNumId="29" w15:restartNumberingAfterBreak="0">
+  <w:abstractNum w:abstractNumId="30" w15:restartNumberingAfterBreak="0">
     <w:nsid w:val="7C3A01EE"/>
     <w:multiLevelType w:val="hybridMultilevel"/>
     <w:tmpl w:val="75D26422"/>
@@ -11777,7 +12019,7 @@
     <w:abstractNumId w:val="17"/>
   </w:num>
   <w:num w:numId="11" w16cid:durableId="1308897753">
-    <w:abstractNumId w:val="28"/>
+    <w:abstractNumId w:val="29"/>
   </w:num>
   <w:num w:numId="12" w16cid:durableId="1028602443">
     <w:abstractNumId w:val="10"/>
@@ -11801,7 +12043,7 @@
     <w:abstractNumId w:val="23"/>
   </w:num>
   <w:num w:numId="19" w16cid:durableId="875697522">
-    <w:abstractNumId w:val="29"/>
+    <w:abstractNumId w:val="30"/>
   </w:num>
   <w:num w:numId="20" w16cid:durableId="1537086110">
     <w:abstractNumId w:val="25"/>
@@ -11835,6 +12077,9 @@
   </w:num>
   <w:num w:numId="30" w16cid:durableId="2081176263">
     <w:abstractNumId w:val="14"/>
+  </w:num>
+  <w:num w:numId="31" w16cid:durableId="1737782739">
+    <w:abstractNumId w:val="28"/>
   </w:num>
 </w:numbering>
 </file>
